--- a/assets/docs/61_Dinh-Nhung_KNTT_Chuyen-de-3_Che-bien-dau-mo_file-vo-ghi-trong.docx
+++ b/assets/docs/61_Dinh-Nhung_KNTT_Chuyen-de-3_Che-bien-dau-mo_file-vo-ghi-trong.docx
@@ -3330,7 +3330,7 @@
         <w:rPr>
           <w:rStyle w:val="Hyperlink"/>
         </w:rPr>
-        <w:t>http://o2.edu.vn</w:t>
+        <w:t>https://giasu.ai.vn/</w:t>
       </w:r>
     </w:hyperlink>
     <w:bookmarkStart w:id="0" w:name="_GoBack"/>
@@ -3395,7 +3395,7 @@
         <w:rPr>
           <w:rStyle w:val="Hyperlink"/>
         </w:rPr>
-        <w:t>http://o2.edu.vn</w:t>
+        <w:t>https://giasu.ai.vn/</w:t>
       </w:r>
     </w:hyperlink>
   </w:p>
